--- a/docs/prd-docx-v2/用户端App/爱车管理.docx
+++ b/docs/prd-docx-v2/用户端App/爱车管理.docx
@@ -1600,7 +1600,7 @@
                 <w:rFonts w:ascii="宋体" w:hAnsi="宋体" w:eastAsia="宋体"/>
                 <w:sz w:val="21"/>
               </w:rPr>
-              <w:t>`vehicles`</w:t>
+              <w:t>业务数据</w:t>
             </w:r>
           </w:p>
         </w:tc>
@@ -1614,7 +1614,7 @@
                 <w:rFonts w:ascii="宋体" w:hAnsi="宋体" w:eastAsia="宋体"/>
                 <w:sz w:val="21"/>
               </w:rPr>
-              <w:t>`mock-data.js`</w:t>
+              <w:t>原型数据</w:t>
             </w:r>
           </w:p>
         </w:tc>
@@ -1644,7 +1644,7 @@
                 <w:rFonts w:ascii="宋体" w:hAnsi="宋体" w:eastAsia="宋体"/>
                 <w:sz w:val="21"/>
               </w:rPr>
-              <w:t>`window.MockData.materials.vehicles[].colors`</w:t>
+              <w:t>`系统数据.materials.vehicles[].colors`</w:t>
             </w:r>
           </w:p>
         </w:tc>
@@ -1658,7 +1658,7 @@
                 <w:rFonts w:ascii="宋体" w:hAnsi="宋体" w:eastAsia="宋体"/>
                 <w:sz w:val="21"/>
               </w:rPr>
-              <w:t>`mock-data.js`</w:t>
+              <w:t>原型数据</w:t>
             </w:r>
           </w:p>
         </w:tc>
@@ -1688,7 +1688,7 @@
                 <w:rFonts w:ascii="宋体" w:hAnsi="宋体" w:eastAsia="宋体"/>
                 <w:sz w:val="21"/>
               </w:rPr>
-              <w:t>`window.MockData.materials.wheels`</w:t>
+              <w:t>业务数据</w:t>
             </w:r>
           </w:p>
         </w:tc>
@@ -1702,7 +1702,7 @@
                 <w:rFonts w:ascii="宋体" w:hAnsi="宋体" w:eastAsia="宋体"/>
                 <w:sz w:val="21"/>
               </w:rPr>
-              <w:t>`mock-data.js`</w:t>
+              <w:t>原型数据</w:t>
             </w:r>
           </w:p>
         </w:tc>
@@ -1732,7 +1732,7 @@
                 <w:rFonts w:ascii="宋体" w:hAnsi="宋体" w:eastAsia="宋体"/>
                 <w:sz w:val="21"/>
               </w:rPr>
-              <w:t>`products`</w:t>
+              <w:t>业务数据</w:t>
             </w:r>
           </w:p>
         </w:tc>
@@ -1746,7 +1746,7 @@
                 <w:rFonts w:ascii="宋体" w:hAnsi="宋体" w:eastAsia="宋体"/>
                 <w:sz w:val="21"/>
               </w:rPr>
-              <w:t>`mock-data.js`</w:t>
+              <w:t>原型数据</w:t>
             </w:r>
           </w:p>
         </w:tc>
@@ -1776,7 +1776,7 @@
                 <w:rFonts w:ascii="宋体" w:hAnsi="宋体" w:eastAsia="宋体"/>
                 <w:sz w:val="21"/>
               </w:rPr>
-              <w:t>`state.userGarage.selectedVehicle`</w:t>
+              <w:t>业务数据</w:t>
             </w:r>
           </w:p>
         </w:tc>
@@ -1790,7 +1790,7 @@
                 <w:rFonts w:ascii="宋体" w:hAnsi="宋体" w:eastAsia="宋体"/>
                 <w:sz w:val="21"/>
               </w:rPr>
-              <w:t>`mobile-app.js`</w:t>
+              <w:t>页面逻辑</w:t>
             </w:r>
           </w:p>
         </w:tc>
@@ -1820,7 +1820,7 @@
                 <w:rFonts w:ascii="宋体" w:hAnsi="宋体" w:eastAsia="宋体"/>
                 <w:sz w:val="21"/>
               </w:rPr>
-              <w:t>`state.garageColor` / `state.garageWheel` / `state.garageFilm`</w:t>
+              <w:t>`页面状态` / `页面状态` / `页面状态`</w:t>
             </w:r>
           </w:p>
         </w:tc>
@@ -1834,7 +1834,7 @@
                 <w:rFonts w:ascii="宋体" w:hAnsi="宋体" w:eastAsia="宋体"/>
                 <w:sz w:val="21"/>
               </w:rPr>
-              <w:t>`mobile-app.js`</w:t>
+              <w:t>页面逻辑</w:t>
             </w:r>
           </w:p>
         </w:tc>
@@ -2047,7 +2047,7 @@
           <w:rFonts w:ascii="宋体" w:hAnsi="宋体" w:eastAsia="宋体"/>
           <w:sz w:val="21"/>
         </w:rPr>
-        <w:t>- 页面顶部提供「切换爱车」下拉选择器。 - 选项列表展示所有车辆，格式为「车型 / 车牌号」。 - 切换选择器后，状态 `state.userGarage.selectedVehicle` 更新，页面重新渲染当前选中车辆的档案。</w:t>
+        <w:t>- 页面顶部提供「切换爱车」下拉选择器。 - 选项列表展示所有车辆，格式为「车型 / 车牌号」。 - 切换选择器后，状态 `页面状态` 更新，页面重新渲染当前选中车辆的档案。</w:t>
       </w:r>
     </w:p>
     <w:p>
@@ -2187,7 +2187,7 @@
           <w:rFonts w:ascii="宋体" w:hAnsi="宋体" w:eastAsia="宋体"/>
           <w:sz w:val="21"/>
         </w:rPr>
-        <w:t>- 新车辆加入 `vehicles` 数组，`state.userGarage.selectedVehicle` 更新为新车辆 ID。 - 页面提示「XXX 已添加到爱车列表」。</w:t>
+        <w:t>- 新车辆加入 `vehicles` 数组，`页面状态` 更新为新车辆 ID。 - 页面提示「XXX 已添加到爱车列表」。</w:t>
       </w:r>
     </w:p>
     <w:p>
@@ -2208,7 +2208,7 @@
           <w:rFonts w:ascii="宋体" w:hAnsi="宋体" w:eastAsia="宋体"/>
           <w:sz w:val="21"/>
         </w:rPr>
-        <w:t>- 表单通过 `data-user-vehicle-form` 绑定提交事件。  ---</w:t>
+        <w:t>- 表单通过 `交互属性` 绑定提交事件。  ---</w:t>
       </w:r>
     </w:p>
     <w:p>
@@ -2306,7 +2306,7 @@
           <w:rFonts w:ascii="宋体" w:hAnsi="宋体" w:eastAsia="宋体"/>
           <w:sz w:val="21"/>
         </w:rPr>
-        <w:t>- 状态 `state.garageColor`、`state.garageWheel`、`state.garageFilm` 更新。 - 3D 模型样式通过内联 `style` 动态更新颜色与渐变。</w:t>
+        <w:t>- 状态 `页面状态`、`页面状态`、`页面状态` 更新。 - 3D 模型样式通过内联 `style` 动态更新颜色与渐变。</w:t>
       </w:r>
     </w:p>
     <w:p>
@@ -2327,7 +2327,7 @@
           <w:rFonts w:ascii="宋体" w:hAnsi="宋体" w:eastAsia="宋体"/>
           <w:sz w:val="21"/>
         </w:rPr>
-        <w:t>- 颜色与轮毂数据来源于 `window.MockData.materials`；若无匹配数据则使用 `fallback` 默认值。 - 3D 效果为纯 CSS 实现，非 WebGL/Three.js 真实渲染。  ---</w:t>
+        <w:t>- 颜色与轮毂数据来源于 `系统数据.materials`；若无匹配数据则使用 `fallback` 默认值。 - 3D 效果为纯 CSS 实现，非 WebGL/Three.js 真实渲染。  ---</w:t>
       </w:r>
     </w:p>
     <w:p>
